--- a/04-ai-governance-and-technical-lifecycle/artifacts/A-29_Executive_Briefing.docx
+++ b/04-ai-governance-and-technical-lifecycle/artifacts/A-29_Executive_Briefing.docx
@@ -13,7 +13,25 @@
           <w:color w:val="1F3864"/>
           <w:sz w:val="40"/>
         </w:rPr>
-        <w:t>Executive Briefing — AI Governance Position</w:t>
+        <w:t xml:space="preserve">Executive Briefing </w:t>
+      </w:r>
+      <w:r>
+        <w:rPr>
+          <w:rFonts w:ascii="Calibri" w:hAnsi="Calibri"/>
+          <w:b/>
+          <w:color w:val="1F3864"/>
+          <w:sz w:val="40"/>
+        </w:rPr>
+        <w:t>-</w:t>
+      </w:r>
+      <w:r>
+        <w:rPr>
+          <w:rFonts w:ascii="Calibri" w:hAnsi="Calibri"/>
+          <w:b/>
+          <w:color w:val="1F3864"/>
+          <w:sz w:val="40"/>
+        </w:rPr>
+        <w:t xml:space="preserve"> AI Governance Position</w:t>
       </w:r>
     </w:p>
     <w:p>
@@ -1547,15 +1565,44 @@
     </w:p>
     <w:p>
       <w:pPr>
-        <w:spacing w:after="120"/>
+        <w:spacing w:after="80"/>
+        <w:rPr>
+          <w:rFonts w:ascii="Calibri" w:hAnsi="Calibri"/>
+          <w:sz w:val="20"/>
+        </w:rPr>
       </w:pPr>
       <w:r>
         <w:rPr>
           <w:rFonts w:ascii="Calibri" w:hAnsi="Calibri"/>
           <w:sz w:val="20"/>
         </w:rPr>
-        <w:t>The Credit Decisioning Assistant (CDA) is operational in a strictly bounded pilot deployment (authorized for 500 retail credit applications) under a Tier 1 High-Risk regulatory classification. All seven governance decision points (D1–D7) have been passed, with Gate 2 having been blocked for 11 days and subsequently released following remediation of an objective algorithmic fairness breach (DIR 0.67 -&gt; 0.89). Seven risks remain open and continuously monitored, which is the expected operational posture: they are risks that only materialise in production and are managed by empirical measurement rather than closed by design. One specified control (GDR-06 formal rule verifier) could not be deployed due to regional cloud infrastructure constraints and operates under a compensating underwriter control (R-12). Commercial rollout beyond the 500-application pilot population requires a separate Board determination and is not yet requested.</w:t>
+        <w:t>In the worked scenario, the Credit Decisioning Assistant (CDA) reaches a strictly bounded pilot authorisation of 500 retail credit applications under a Tier 1 High-Risk regulatory classification. All seven governance decision points (D1–D7, mapping to five stage gates) are modelled as passed, with Gate 2 blocked for 11 days and subsequently released following remediation of an algorithmic fairness breach (DIR 0.67 → 0.89). Seven risks remain open by design</w:t>
       </w:r>
+      <w:r>
+        <w:rPr>
+          <w:rFonts w:ascii="Calibri" w:hAnsi="Calibri"/>
+          <w:sz w:val="20"/>
+        </w:rPr>
+        <w:t>,</w:t>
+      </w:r>
+      <w:r>
+        <w:rPr>
+          <w:rFonts w:ascii="Calibri" w:hAnsi="Calibri"/>
+          <w:sz w:val="20"/>
+        </w:rPr>
+        <w:t xml:space="preserve"> they can only materialise in operation and are specified to be managed by empirical measurement rather than closed at design time.</w:t>
+      </w:r>
+    </w:p>
+    <w:p>
+      <w:pPr>
+        <w:spacing w:after="80"/>
+        <w:rPr>
+          <w:rFonts w:ascii="Calibri" w:hAnsi="Calibri"/>
+          <w:b/>
+          <w:color w:val="1F3864"/>
+          <w:sz w:val="24"/>
+        </w:rPr>
+      </w:pPr>
     </w:p>
     <w:p>
       <w:pPr>
@@ -2610,7 +2657,16 @@
           <w:color w:val="1F3864"/>
           <w:sz w:val="28"/>
         </w:rPr>
-        <w:t>3. Open Risk Position &amp; Production Exposure</w:t>
+        <w:t xml:space="preserve">3. </w:t>
+      </w:r>
+      <w:r>
+        <w:rPr>
+          <w:rFonts w:ascii="Calibri" w:hAnsi="Calibri"/>
+          <w:b/>
+          <w:color w:val="1F3864"/>
+          <w:sz w:val="28"/>
+        </w:rPr>
+        <w:t>Open Risk Position &amp; Projected Operational Exposure</w:t>
       </w:r>
     </w:p>
     <w:p>
@@ -5802,7 +5858,6 @@
   <w:style w:type="character" w:default="1" w:styleId="DefaultParagraphFont">
     <w:name w:val="Default Paragraph Font"/>
     <w:uiPriority w:val="1"/>
-    <w:semiHidden/>
     <w:unhideWhenUsed/>
   </w:style>
   <w:style w:type="table" w:default="1" w:styleId="TableNormal">

--- a/04-ai-governance-and-technical-lifecycle/artifacts/A-29_Executive_Briefing.docx
+++ b/04-ai-governance-and-technical-lifecycle/artifacts/A-29_Executive_Briefing.docx
@@ -697,12 +697,12 @@
         <w:tblLook w:val="04A0" w:firstRow="1" w:lastRow="0" w:firstColumn="1" w:lastColumn="0" w:noHBand="0" w:noVBand="1"/>
       </w:tblPr>
       <w:tblGrid>
-        <w:gridCol w:w="1419"/>
-        <w:gridCol w:w="1419"/>
-        <w:gridCol w:w="1419"/>
-        <w:gridCol w:w="1419"/>
-        <w:gridCol w:w="1419"/>
-        <w:gridCol w:w="1419"/>
+        <w:gridCol w:w="2131"/>
+        <w:gridCol w:w="1228"/>
+        <w:gridCol w:w="1359"/>
+        <w:gridCol w:w="1318"/>
+        <w:gridCol w:w="1359"/>
+        <w:gridCol w:w="1353"/>
         <w:gridCol w:w="1508"/>
       </w:tblGrid>
       <w:tr>
@@ -711,7 +711,7 @@
         </w:trPr>
         <w:tc>
           <w:tcPr>
-            <w:tcW w:w="1419" w:type="dxa"/>
+            <w:tcW w:w="2131" w:type="dxa"/>
             <w:tcBorders>
               <w:top w:val="single" w:sz="4" w:space="0" w:color="BFBFBF"/>
               <w:left w:val="single" w:sz="4" w:space="0" w:color="BFBFBF"/>
@@ -743,7 +743,7 @@
         </w:tc>
         <w:tc>
           <w:tcPr>
-            <w:tcW w:w="1419" w:type="dxa"/>
+            <w:tcW w:w="1228" w:type="dxa"/>
             <w:tcBorders>
               <w:top w:val="single" w:sz="4" w:space="0" w:color="BFBFBF"/>
               <w:left w:val="single" w:sz="4" w:space="0" w:color="BFBFBF"/>
@@ -775,7 +775,7 @@
         </w:tc>
         <w:tc>
           <w:tcPr>
-            <w:tcW w:w="1419" w:type="dxa"/>
+            <w:tcW w:w="1359" w:type="dxa"/>
             <w:tcBorders>
               <w:top w:val="single" w:sz="4" w:space="0" w:color="BFBFBF"/>
               <w:left w:val="single" w:sz="4" w:space="0" w:color="BFBFBF"/>
@@ -807,7 +807,7 @@
         </w:tc>
         <w:tc>
           <w:tcPr>
-            <w:tcW w:w="1419" w:type="dxa"/>
+            <w:tcW w:w="1318" w:type="dxa"/>
             <w:tcBorders>
               <w:top w:val="single" w:sz="4" w:space="0" w:color="BFBFBF"/>
               <w:left w:val="single" w:sz="4" w:space="0" w:color="BFBFBF"/>
@@ -839,7 +839,7 @@
         </w:tc>
         <w:tc>
           <w:tcPr>
-            <w:tcW w:w="1419" w:type="dxa"/>
+            <w:tcW w:w="1359" w:type="dxa"/>
             <w:tcBorders>
               <w:top w:val="single" w:sz="4" w:space="0" w:color="BFBFBF"/>
               <w:left w:val="single" w:sz="4" w:space="0" w:color="BFBFBF"/>
@@ -871,7 +871,7 @@
         </w:tc>
         <w:tc>
           <w:tcPr>
-            <w:tcW w:w="1419" w:type="dxa"/>
+            <w:tcW w:w="1353" w:type="dxa"/>
             <w:tcBorders>
               <w:top w:val="single" w:sz="4" w:space="0" w:color="BFBFBF"/>
               <w:left w:val="single" w:sz="4" w:space="0" w:color="BFBFBF"/>
@@ -940,7 +940,7 @@
         </w:trPr>
         <w:tc>
           <w:tcPr>
-            <w:tcW w:w="1419" w:type="dxa"/>
+            <w:tcW w:w="2131" w:type="dxa"/>
             <w:tcBorders>
               <w:top w:val="single" w:sz="4" w:space="0" w:color="BFBFBF"/>
               <w:left w:val="single" w:sz="4" w:space="0" w:color="BFBFBF"/>
@@ -972,7 +972,7 @@
         </w:tc>
         <w:tc>
           <w:tcPr>
-            <w:tcW w:w="1419" w:type="dxa"/>
+            <w:tcW w:w="1228" w:type="dxa"/>
             <w:tcBorders>
               <w:top w:val="single" w:sz="4" w:space="0" w:color="BFBFBF"/>
               <w:left w:val="single" w:sz="4" w:space="0" w:color="BFBFBF"/>
@@ -1002,7 +1002,7 @@
         </w:tc>
         <w:tc>
           <w:tcPr>
-            <w:tcW w:w="1419" w:type="dxa"/>
+            <w:tcW w:w="1359" w:type="dxa"/>
             <w:tcBorders>
               <w:top w:val="single" w:sz="4" w:space="0" w:color="BFBFBF"/>
               <w:left w:val="single" w:sz="4" w:space="0" w:color="BFBFBF"/>
@@ -1029,7 +1029,7 @@
         </w:tc>
         <w:tc>
           <w:tcPr>
-            <w:tcW w:w="1419" w:type="dxa"/>
+            <w:tcW w:w="1318" w:type="dxa"/>
             <w:tcBorders>
               <w:top w:val="single" w:sz="4" w:space="0" w:color="BFBFBF"/>
               <w:left w:val="single" w:sz="4" w:space="0" w:color="BFBFBF"/>
@@ -1056,7 +1056,7 @@
         </w:tc>
         <w:tc>
           <w:tcPr>
-            <w:tcW w:w="1419" w:type="dxa"/>
+            <w:tcW w:w="1359" w:type="dxa"/>
             <w:tcBorders>
               <w:top w:val="single" w:sz="4" w:space="0" w:color="BFBFBF"/>
               <w:left w:val="single" w:sz="4" w:space="0" w:color="BFBFBF"/>
@@ -1083,7 +1083,7 @@
         </w:tc>
         <w:tc>
           <w:tcPr>
-            <w:tcW w:w="1419" w:type="dxa"/>
+            <w:tcW w:w="1353" w:type="dxa"/>
             <w:tcBorders>
               <w:top w:val="single" w:sz="4" w:space="0" w:color="BFBFBF"/>
               <w:left w:val="single" w:sz="4" w:space="0" w:color="BFBFBF"/>
@@ -1145,7 +1145,7 @@
         </w:trPr>
         <w:tc>
           <w:tcPr>
-            <w:tcW w:w="1419" w:type="dxa"/>
+            <w:tcW w:w="2131" w:type="dxa"/>
             <w:tcBorders>
               <w:top w:val="single" w:sz="4" w:space="0" w:color="BFBFBF"/>
               <w:left w:val="single" w:sz="4" w:space="0" w:color="BFBFBF"/>
@@ -1176,7 +1176,7 @@
         </w:tc>
         <w:tc>
           <w:tcPr>
-            <w:tcW w:w="1419" w:type="dxa"/>
+            <w:tcW w:w="1228" w:type="dxa"/>
             <w:tcBorders>
               <w:top w:val="single" w:sz="4" w:space="0" w:color="BFBFBF"/>
               <w:left w:val="single" w:sz="4" w:space="0" w:color="BFBFBF"/>
@@ -1206,7 +1206,7 @@
         </w:tc>
         <w:tc>
           <w:tcPr>
-            <w:tcW w:w="1419" w:type="dxa"/>
+            <w:tcW w:w="1359" w:type="dxa"/>
             <w:tcBorders>
               <w:top w:val="single" w:sz="4" w:space="0" w:color="BFBFBF"/>
               <w:left w:val="single" w:sz="4" w:space="0" w:color="BFBFBF"/>
@@ -1233,7 +1233,7 @@
         </w:tc>
         <w:tc>
           <w:tcPr>
-            <w:tcW w:w="1419" w:type="dxa"/>
+            <w:tcW w:w="1318" w:type="dxa"/>
             <w:tcBorders>
               <w:top w:val="single" w:sz="4" w:space="0" w:color="BFBFBF"/>
               <w:left w:val="single" w:sz="4" w:space="0" w:color="BFBFBF"/>
@@ -1260,7 +1260,7 @@
         </w:tc>
         <w:tc>
           <w:tcPr>
-            <w:tcW w:w="1419" w:type="dxa"/>
+            <w:tcW w:w="1359" w:type="dxa"/>
             <w:tcBorders>
               <w:top w:val="single" w:sz="4" w:space="0" w:color="BFBFBF"/>
               <w:left w:val="single" w:sz="4" w:space="0" w:color="BFBFBF"/>
@@ -1287,7 +1287,7 @@
         </w:tc>
         <w:tc>
           <w:tcPr>
-            <w:tcW w:w="1419" w:type="dxa"/>
+            <w:tcW w:w="1353" w:type="dxa"/>
             <w:tcBorders>
               <w:top w:val="single" w:sz="4" w:space="0" w:color="BFBFBF"/>
               <w:left w:val="single" w:sz="4" w:space="0" w:color="BFBFBF"/>
@@ -1349,7 +1349,7 @@
         </w:trPr>
         <w:tc>
           <w:tcPr>
-            <w:tcW w:w="1419" w:type="dxa"/>
+            <w:tcW w:w="2131" w:type="dxa"/>
             <w:tcBorders>
               <w:top w:val="single" w:sz="4" w:space="0" w:color="BFBFBF"/>
               <w:left w:val="single" w:sz="4" w:space="0" w:color="BFBFBF"/>
@@ -1380,7 +1380,7 @@
         </w:tc>
         <w:tc>
           <w:tcPr>
-            <w:tcW w:w="1419" w:type="dxa"/>
+            <w:tcW w:w="1228" w:type="dxa"/>
             <w:tcBorders>
               <w:top w:val="single" w:sz="4" w:space="0" w:color="BFBFBF"/>
               <w:left w:val="single" w:sz="4" w:space="0" w:color="BFBFBF"/>
@@ -1410,7 +1410,7 @@
         </w:tc>
         <w:tc>
           <w:tcPr>
-            <w:tcW w:w="1419" w:type="dxa"/>
+            <w:tcW w:w="1359" w:type="dxa"/>
             <w:tcBorders>
               <w:top w:val="single" w:sz="4" w:space="0" w:color="BFBFBF"/>
               <w:left w:val="single" w:sz="4" w:space="0" w:color="BFBFBF"/>
@@ -1437,7 +1437,7 @@
         </w:tc>
         <w:tc>
           <w:tcPr>
-            <w:tcW w:w="1419" w:type="dxa"/>
+            <w:tcW w:w="1318" w:type="dxa"/>
             <w:tcBorders>
               <w:top w:val="single" w:sz="4" w:space="0" w:color="BFBFBF"/>
               <w:left w:val="single" w:sz="4" w:space="0" w:color="BFBFBF"/>
@@ -1464,7 +1464,7 @@
         </w:tc>
         <w:tc>
           <w:tcPr>
-            <w:tcW w:w="1419" w:type="dxa"/>
+            <w:tcW w:w="1359" w:type="dxa"/>
             <w:tcBorders>
               <w:top w:val="single" w:sz="4" w:space="0" w:color="BFBFBF"/>
               <w:left w:val="single" w:sz="4" w:space="0" w:color="BFBFBF"/>
@@ -1491,7 +1491,7 @@
         </w:tc>
         <w:tc>
           <w:tcPr>
-            <w:tcW w:w="1419" w:type="dxa"/>
+            <w:tcW w:w="1353" w:type="dxa"/>
             <w:tcBorders>
               <w:top w:val="single" w:sz="4" w:space="0" w:color="BFBFBF"/>
               <w:left w:val="single" w:sz="4" w:space="0" w:color="BFBFBF"/>
@@ -1543,6 +1543,254 @@
                 <w:sz w:val="18"/>
               </w:rPr>
               <w:t>R-14 (audit record retrievability) added to open-risk position; 7 open risks reconciled with A-09.</w:t>
+            </w:r>
+          </w:p>
+        </w:tc>
+      </w:tr>
+      <w:tr>
+        <w:trPr>
+          <w:jc w:val="center"/>
+        </w:trPr>
+        <w:tc>
+          <w:tcPr>
+            <w:tcW w:w="2131" w:type="dxa"/>
+            <w:tcBorders>
+              <w:top w:val="single" w:sz="4" w:space="0" w:color="BFBFBF"/>
+              <w:left w:val="single" w:sz="4" w:space="0" w:color="BFBFBF"/>
+              <w:bottom w:val="single" w:sz="4" w:space="0" w:color="BFBFBF"/>
+              <w:right w:val="single" w:sz="4" w:space="0" w:color="BFBFBF"/>
+            </w:tcBorders>
+            <w:tcMar>
+              <w:top w:w="120" w:type="dxa"/>
+              <w:left w:w="160" w:type="dxa"/>
+              <w:bottom w:w="120" w:type="dxa"/>
+              <w:right w:w="160" w:type="dxa"/>
+            </w:tcMar>
+          </w:tcPr>
+          <w:p>
+            <w:pPr>
+              <w:jc w:val="center"/>
+              <w:rPr>
+                <w:rFonts w:ascii="Calibri" w:hAnsi="Calibri"/>
+                <w:b/>
+                <w:color w:val="000000"/>
+                <w:sz w:val="18"/>
+              </w:rPr>
+            </w:pPr>
+            <w:r>
+              <w:rPr>
+                <w:rFonts w:ascii="Calibri" w:hAnsi="Calibri"/>
+                <w:b/>
+                <w:color w:val="000000"/>
+                <w:sz w:val="18"/>
+              </w:rPr>
+              <w:t>v1.3</w:t>
+            </w:r>
+          </w:p>
+        </w:tc>
+        <w:tc>
+          <w:tcPr>
+            <w:tcW w:w="1228" w:type="dxa"/>
+            <w:tcBorders>
+              <w:top w:val="single" w:sz="4" w:space="0" w:color="BFBFBF"/>
+              <w:left w:val="single" w:sz="4" w:space="0" w:color="BFBFBF"/>
+              <w:bottom w:val="single" w:sz="4" w:space="0" w:color="BFBFBF"/>
+              <w:right w:val="single" w:sz="4" w:space="0" w:color="BFBFBF"/>
+            </w:tcBorders>
+            <w:tcMar>
+              <w:top w:w="120" w:type="dxa"/>
+              <w:left w:w="160" w:type="dxa"/>
+              <w:bottom w:w="120" w:type="dxa"/>
+              <w:right w:w="160" w:type="dxa"/>
+            </w:tcMar>
+          </w:tcPr>
+          <w:p>
+            <w:pPr>
+              <w:jc w:val="center"/>
+              <w:rPr>
+                <w:rFonts w:ascii="Calibri" w:hAnsi="Calibri"/>
+                <w:color w:val="000000"/>
+                <w:sz w:val="18"/>
+              </w:rPr>
+            </w:pPr>
+            <w:r>
+              <w:rPr>
+                <w:rFonts w:ascii="Calibri" w:hAnsi="Calibri"/>
+                <w:color w:val="000000"/>
+                <w:sz w:val="18"/>
+              </w:rPr>
+              <w:t>2026-09-20</w:t>
+            </w:r>
+          </w:p>
+        </w:tc>
+        <w:tc>
+          <w:tcPr>
+            <w:tcW w:w="1359" w:type="dxa"/>
+            <w:tcBorders>
+              <w:top w:val="single" w:sz="4" w:space="0" w:color="BFBFBF"/>
+              <w:left w:val="single" w:sz="4" w:space="0" w:color="BFBFBF"/>
+              <w:bottom w:val="single" w:sz="4" w:space="0" w:color="BFBFBF"/>
+              <w:right w:val="single" w:sz="4" w:space="0" w:color="BFBFBF"/>
+            </w:tcBorders>
+            <w:tcMar>
+              <w:top w:w="120" w:type="dxa"/>
+              <w:left w:w="160" w:type="dxa"/>
+              <w:bottom w:w="120" w:type="dxa"/>
+              <w:right w:w="160" w:type="dxa"/>
+            </w:tcMar>
+          </w:tcPr>
+          <w:p>
+            <w:pPr>
+              <w:rPr>
+                <w:rFonts w:ascii="Calibri" w:hAnsi="Calibri"/>
+                <w:color w:val="000000"/>
+                <w:sz w:val="18"/>
+              </w:rPr>
+            </w:pPr>
+            <w:r>
+              <w:rPr>
+                <w:rFonts w:ascii="Calibri" w:hAnsi="Calibri"/>
+                <w:color w:val="000000"/>
+                <w:sz w:val="18"/>
+              </w:rPr>
+              <w:t>AI Governance Lead</w:t>
+            </w:r>
+          </w:p>
+        </w:tc>
+        <w:tc>
+          <w:tcPr>
+            <w:tcW w:w="1318" w:type="dxa"/>
+            <w:tcBorders>
+              <w:top w:val="single" w:sz="4" w:space="0" w:color="BFBFBF"/>
+              <w:left w:val="single" w:sz="4" w:space="0" w:color="BFBFBF"/>
+              <w:bottom w:val="single" w:sz="4" w:space="0" w:color="BFBFBF"/>
+              <w:right w:val="single" w:sz="4" w:space="0" w:color="BFBFBF"/>
+            </w:tcBorders>
+            <w:tcMar>
+              <w:top w:w="120" w:type="dxa"/>
+              <w:left w:w="160" w:type="dxa"/>
+              <w:bottom w:w="120" w:type="dxa"/>
+              <w:right w:w="160" w:type="dxa"/>
+            </w:tcMar>
+          </w:tcPr>
+          <w:p>
+            <w:pPr>
+              <w:rPr>
+                <w:rFonts w:ascii="Calibri" w:hAnsi="Calibri"/>
+                <w:color w:val="000000"/>
+                <w:sz w:val="18"/>
+              </w:rPr>
+            </w:pPr>
+            <w:r>
+              <w:rPr>
+                <w:rFonts w:ascii="Calibri" w:hAnsi="Calibri"/>
+                <w:color w:val="000000"/>
+                <w:sz w:val="18"/>
+              </w:rPr>
+              <w:t>Risk</w:t>
+            </w:r>
+          </w:p>
+        </w:tc>
+        <w:tc>
+          <w:tcPr>
+            <w:tcW w:w="1359" w:type="dxa"/>
+            <w:tcBorders>
+              <w:top w:val="single" w:sz="4" w:space="0" w:color="BFBFBF"/>
+              <w:left w:val="single" w:sz="4" w:space="0" w:color="BFBFBF"/>
+              <w:bottom w:val="single" w:sz="4" w:space="0" w:color="BFBFBF"/>
+              <w:right w:val="single" w:sz="4" w:space="0" w:color="BFBFBF"/>
+            </w:tcBorders>
+            <w:tcMar>
+              <w:top w:w="120" w:type="dxa"/>
+              <w:left w:w="160" w:type="dxa"/>
+              <w:bottom w:w="120" w:type="dxa"/>
+              <w:right w:w="160" w:type="dxa"/>
+            </w:tcMar>
+          </w:tcPr>
+          <w:p>
+            <w:pPr>
+              <w:rPr>
+                <w:rFonts w:ascii="Calibri" w:hAnsi="Calibri"/>
+                <w:color w:val="000000"/>
+                <w:sz w:val="18"/>
+              </w:rPr>
+            </w:pPr>
+            <w:r>
+              <w:rPr>
+                <w:rFonts w:ascii="Calibri" w:hAnsi="Calibri"/>
+                <w:color w:val="000000"/>
+                <w:sz w:val="18"/>
+              </w:rPr>
+              <w:t>AI Governance Committee</w:t>
+            </w:r>
+          </w:p>
+        </w:tc>
+        <w:tc>
+          <w:tcPr>
+            <w:tcW w:w="1353" w:type="dxa"/>
+            <w:tcBorders>
+              <w:top w:val="single" w:sz="4" w:space="0" w:color="BFBFBF"/>
+              <w:left w:val="single" w:sz="4" w:space="0" w:color="BFBFBF"/>
+              <w:bottom w:val="single" w:sz="4" w:space="0" w:color="BFBFBF"/>
+              <w:right w:val="single" w:sz="4" w:space="0" w:color="BFBFBF"/>
+            </w:tcBorders>
+            <w:tcMar>
+              <w:top w:w="120" w:type="dxa"/>
+              <w:left w:w="160" w:type="dxa"/>
+              <w:bottom w:w="120" w:type="dxa"/>
+              <w:right w:w="160" w:type="dxa"/>
+            </w:tcMar>
+          </w:tcPr>
+          <w:p>
+            <w:pPr>
+              <w:jc w:val="center"/>
+              <w:rPr>
+                <w:rFonts w:ascii="Calibri" w:hAnsi="Calibri"/>
+                <w:color w:val="000000"/>
+                <w:sz w:val="18"/>
+              </w:rPr>
+            </w:pPr>
+            <w:r>
+              <w:rPr>
+                <w:rFonts w:ascii="Calibri" w:hAnsi="Calibri"/>
+                <w:color w:val="000000"/>
+                <w:sz w:val="18"/>
+              </w:rPr>
+              <w:t>Current</w:t>
+            </w:r>
+          </w:p>
+        </w:tc>
+        <w:tc>
+          <w:tcPr>
+            <w:tcW w:w="1508" w:type="dxa"/>
+            <w:tcBorders>
+              <w:top w:val="single" w:sz="4" w:space="0" w:color="BFBFBF"/>
+              <w:left w:val="single" w:sz="4" w:space="0" w:color="BFBFBF"/>
+              <w:bottom w:val="single" w:sz="4" w:space="0" w:color="BFBFBF"/>
+              <w:right w:val="single" w:sz="4" w:space="0" w:color="BFBFBF"/>
+            </w:tcBorders>
+            <w:tcMar>
+              <w:top w:w="120" w:type="dxa"/>
+              <w:left w:w="160" w:type="dxa"/>
+              <w:bottom w:w="120" w:type="dxa"/>
+              <w:right w:w="160" w:type="dxa"/>
+            </w:tcMar>
+          </w:tcPr>
+          <w:p>
+            <w:pPr>
+              <w:rPr>
+                <w:rFonts w:ascii="Calibri" w:hAnsi="Calibri"/>
+                <w:color w:val="000000"/>
+                <w:sz w:val="18"/>
+              </w:rPr>
+            </w:pPr>
+            <w:r>
+              <w:rPr>
+                <w:rFonts w:ascii="Calibri" w:hAnsi="Calibri"/>
+                <w:color w:val="000000"/>
+                <w:sz w:val="18"/>
+              </w:rPr>
+              <w:t>Open risk count reconciled to A-09 master register (7 → 12) following addition of five scoring-layer risks: R-15, R-17, R-18, R-19, R-20</w:t>
             </w:r>
           </w:p>
         </w:tc>
@@ -1568,7 +1816,9 @@
         <w:spacing w:after="80"/>
         <w:rPr>
           <w:rFonts w:ascii="Calibri" w:hAnsi="Calibri"/>
-          <w:sz w:val="20"/>
+          <w:b/>
+          <w:color w:val="1F3864"/>
+          <w:sz w:val="24"/>
         </w:rPr>
       </w:pPr>
       <w:r>
@@ -1576,33 +1826,15 @@
           <w:rFonts w:ascii="Calibri" w:hAnsi="Calibri"/>
           <w:sz w:val="20"/>
         </w:rPr>
-        <w:t>In the worked scenario, the Credit Decisioning Assistant (CDA) reaches a strictly bounded pilot authorisation of 500 retail credit applications under a Tier 1 High-Risk regulatory classification. All seven governance decision points (D1–D7, mapping to five stage gates) are modelled as passed, with Gate 2 blocked for 11 days and subsequently released following remediation of an algorithmic fairness breach (DIR 0.67 → 0.89). Seven risks remain open by design</w:t>
+        <w:t xml:space="preserve">In the worked scenario, the Credit Decisioning Assistant (CDA) reaches a strictly bounded pilot authorisation of 500 retail credit applications under a Tier 1 High-Risk regulatory classification. All seven governance decision points (D1–D7, mapping to five stage gates) are modelled as passed, with Gate 2 blocked for 11 days and subsequently released following remediation of an algorithmic fairness breach (DIR 0.67 → 0.89). </w:t>
       </w:r>
       <w:r>
         <w:rPr>
           <w:rFonts w:ascii="Calibri" w:hAnsi="Calibri"/>
           <w:sz w:val="20"/>
         </w:rPr>
-        <w:t>,</w:t>
+        <w:t>Twelve risks remain open by design — they can only materialise in operation and are specified to be managed by empirical measurement rather than closed at design time.</w:t>
       </w:r>
-      <w:r>
-        <w:rPr>
-          <w:rFonts w:ascii="Calibri" w:hAnsi="Calibri"/>
-          <w:sz w:val="20"/>
-        </w:rPr>
-        <w:t xml:space="preserve"> they can only materialise in operation and are specified to be managed by empirical measurement rather than closed at design time.</w:t>
-      </w:r>
-    </w:p>
-    <w:p>
-      <w:pPr>
-        <w:spacing w:after="80"/>
-        <w:rPr>
-          <w:rFonts w:ascii="Calibri" w:hAnsi="Calibri"/>
-          <w:b/>
-          <w:color w:val="1F3864"/>
-          <w:sz w:val="24"/>
-        </w:rPr>
-      </w:pPr>
     </w:p>
     <w:p>
       <w:pPr>
@@ -1624,7 +1856,15 @@
           <w:rFonts w:ascii="Calibri" w:hAnsi="Calibri"/>
           <w:sz w:val="19"/>
         </w:rPr>
-        <w:t>Implementing centralized, active governance over the retail credit AI estate transforms compliance from a defensive overhead into a measurable commercial enabler: (1) Controlled Innovation Velocity: Pre-declaring numerical gates and testing criteria reduced model validation lead time from 14 weeks to 6 weeks, eliminating last-minute architectural re-work; (2) Severe Penalty Aversion: Establishes complete technical auditability, safeguarding the bank against statutory EU AI Act Article 99 fines (up to €35M or 7% of global annual turnover) and GDPR Article 83 penalties; (3) Underwriter Productivity Uplift: Provides human underwriters with grounded, plain-English policy rationales citing exact credit rules, decreasing manual file review duration by 42% while enforcing a mandatory 3.5-minute safety floor; and (4) Brand &amp; Franchise Protection: Prevents unexplainable credit denials and proxy discrimination lawsuits through mathematical TreeSHAP attributions and pre-tested counterfactual parity.</w:t>
+        <w:t xml:space="preserve">Implementing centralized, active governance over the retail credit AI estate transforms compliance from a defensive overhead into a measurable commercial enabler: (1) Controlled Innovation Velocity: Pre-declaring numerical gates and testing criteria reduced model validation lead time from 14 weeks to 6 weeks, eliminating last-minute architectural re-work; (2) Severe Penalty </w:t>
+      </w:r>
+      <w:r>
+        <w:rPr>
+          <w:rFonts w:ascii="Calibri" w:hAnsi="Calibri"/>
+          <w:sz w:val="19"/>
+        </w:rPr>
+        <w:lastRenderedPageBreak/>
+        <w:t>Aversion: Establishes complete technical auditability, safeguarding the bank against statutory EU AI Act Article 99 fines (up to €35M or 7% of global annual turnover) and GDPR Article 83 penalties; (3) Underwriter Productivity Uplift: Provides human underwriters with grounded, plain-English policy rationales citing exact credit rules, decreasing manual file review duration by 42% while enforcing a mandatory 3.5-minute safety floor; and (4) Brand &amp; Franchise Protection: Prevents unexplainable credit denials and proxy discrimination lawsuits through mathematical TreeSHAP attributions and pre-tested counterfactual parity.</w:t>
       </w:r>
     </w:p>
     <w:p>
@@ -1682,7 +1922,6 @@
                 <w:color w:val="FFFFFF"/>
                 <w:sz w:val="19"/>
               </w:rPr>
-              <w:lastRenderedPageBreak/>
               <w:t>Decision Point</w:t>
             </w:r>
           </w:p>
@@ -2508,7 +2747,16 @@
                 <w:color w:val="000000"/>
                 <w:sz w:val="18"/>
               </w:rPr>
-              <w:t>Ungoverned-access alarm routed to security channel; telemetry baselines locked (PSI, Brier score, latency).</w:t>
+              <w:t xml:space="preserve">Ungoverned-access alarm routed to security channel; telemetry baselines locked </w:t>
+            </w:r>
+            <w:r>
+              <w:rPr>
+                <w:rFonts w:ascii="Calibri" w:hAnsi="Calibri"/>
+                <w:color w:val="000000"/>
+                <w:sz w:val="18"/>
+              </w:rPr>
+              <w:lastRenderedPageBreak/>
+              <w:t>(PSI, Brier score, latency).</w:t>
             </w:r>
           </w:p>
         </w:tc>
@@ -2541,6 +2789,7 @@
                 <w:color w:val="000000"/>
                 <w:sz w:val="18"/>
               </w:rPr>
+              <w:lastRenderedPageBreak/>
               <w:t>D7 Retirement and rollback</w:t>
             </w:r>
           </w:p>
@@ -2630,16 +2879,7 @@
                 <w:color w:val="000000"/>
                 <w:sz w:val="18"/>
               </w:rPr>
-              <w:t xml:space="preserve">Kill-switch authority split between on-call operational role (&lt;4 mins) and committee review; 7-year WORM retention plan </w:t>
-            </w:r>
-            <w:r>
-              <w:rPr>
-                <w:rFonts w:ascii="Calibri" w:hAnsi="Calibri"/>
-                <w:color w:val="000000"/>
-                <w:sz w:val="18"/>
-              </w:rPr>
-              <w:lastRenderedPageBreak/>
-              <w:t>approved.</w:t>
+              <w:t>Kill-switch authority split between on-call operational role (&lt;4 mins) and committee review; 7-year WORM retention plan approved.</w:t>
             </w:r>
           </w:p>
         </w:tc>
@@ -2678,7 +2918,14 @@
           <w:rFonts w:ascii="Calibri" w:hAnsi="Calibri"/>
           <w:sz w:val="20"/>
         </w:rPr>
-        <w:t>Reported because a briefing that omits what remains open is an administrative status report rather than a substantive governance communication. All seven open risks are tracked in Enterprise AI Risk Register (A-09) and AI FMEA (A-10):</w:t>
+        <w:t xml:space="preserve">Reported because a briefing that omits what remains open is an administrative status report rather than a substantive governance communication. </w:t>
+      </w:r>
+      <w:r>
+        <w:rPr>
+          <w:rFonts w:ascii="Calibri" w:hAnsi="Calibri"/>
+          <w:sz w:val="20"/>
+        </w:rPr>
+        <w:t>All twelve open risks are tracked in Enterprise AI Risk Register (A-09) and AI FMEA (A-10):</w:t>
       </w:r>
     </w:p>
     <w:p>
@@ -2692,7 +2939,36 @@
           <w:color w:val="9C0006"/>
           <w:sz w:val="19"/>
         </w:rPr>
-        <w:t>⚠  Audit Reconciliation Note: Issue v1.1 of this briefing erroneously reported six open risks. The master register carried seven — R-14 (audit record retrievability) was raised when the records retention plan was written and was not propagated here. The count is corrected below and the discrepancy is documented rather than quietly amended, because a Board-facing metric that changes with explicit audit explanation provides far greater integrity than one altered silently.</w:t>
+        <w:t xml:space="preserve">⚠  Audit Reconciliation Note: </w:t>
+      </w:r>
+      <w:r>
+        <w:rPr>
+          <w:rFonts w:ascii="Calibri" w:hAnsi="Calibri"/>
+          <w:i/>
+          <w:color w:val="9C0006"/>
+          <w:sz w:val="19"/>
+        </w:rPr>
+        <w:t xml:space="preserve">Issue v1.1 of this briefing erroneously reported six open risks. The master register carried seven — R-14 (audit record retrievability) was raised when the records retention plan was written and was not propagated here. Issue v1.2 subsequently reported seven; the master register now carries </w:t>
+      </w:r>
+      <w:r>
+        <w:rPr>
+          <w:rFonts w:ascii="Calibri" w:hAnsi="Calibri"/>
+          <w:b/>
+          <w:bCs/>
+          <w:i/>
+          <w:color w:val="9C0006"/>
+          <w:sz w:val="19"/>
+        </w:rPr>
+        <w:t>twelve</w:t>
+      </w:r>
+      <w:r>
+        <w:rPr>
+          <w:rFonts w:ascii="Calibri" w:hAnsi="Calibri"/>
+          <w:i/>
+          <w:color w:val="9C0006"/>
+          <w:sz w:val="19"/>
+        </w:rPr>
+        <w:t>, following the addition of five scoring-layer risks (R-15 underfitting, R-17 calibration drift, R-18 concept drift, R-19 model extraction, R-20 latency and cost threshold breach) introduced when the hybrid architecture's deterministic layer was brought fully within scope. The count is corrected below and each discrepancy is documented rather than quietly amended, because a Board-facing metric that changes with explicit audit explanation provides far greater integrity than one altered silently.</w:t>
       </w:r>
     </w:p>
     <w:tbl>
@@ -2856,6 +3132,36 @@
               <w:rPr>
                 <w:rFonts w:ascii="Calibri" w:hAnsi="Calibri"/>
                 <w:b/>
+                <w:bCs/>
+                <w:color w:val="1F3864"/>
+                <w:sz w:val="18"/>
+              </w:rPr>
+              <w:t>R-</w:t>
+            </w:r>
+            <w:r>
+              <w:rPr>
+                <w:rFonts w:ascii="Calibri" w:hAnsi="Calibri"/>
+                <w:b/>
+                <w:bCs/>
+                <w:color w:val="1F3864"/>
+                <w:sz w:val="18"/>
+              </w:rPr>
+              <w:t>0</w:t>
+            </w:r>
+            <w:r>
+              <w:rPr>
+                <w:rFonts w:ascii="Calibri" w:hAnsi="Calibri"/>
+                <w:b/>
+                <w:bCs/>
+                <w:color w:val="1F3864"/>
+                <w:sz w:val="18"/>
+              </w:rPr>
+              <w:t xml:space="preserve">5 · </w:t>
+            </w:r>
+            <w:r>
+              <w:rPr>
+                <w:rFonts w:ascii="Calibri" w:hAnsi="Calibri"/>
+                <w:b/>
                 <w:color w:val="1F3864"/>
                 <w:sz w:val="18"/>
               </w:rPr>
@@ -2973,6 +3279,36 @@
               <w:rPr>
                 <w:rFonts w:ascii="Calibri" w:hAnsi="Calibri"/>
                 <w:b/>
+                <w:bCs/>
+                <w:color w:val="1F3864"/>
+                <w:sz w:val="18"/>
+              </w:rPr>
+              <w:t>R-</w:t>
+            </w:r>
+            <w:r>
+              <w:rPr>
+                <w:rFonts w:ascii="Calibri" w:hAnsi="Calibri"/>
+                <w:b/>
+                <w:bCs/>
+                <w:color w:val="1F3864"/>
+                <w:sz w:val="18"/>
+              </w:rPr>
+              <w:t>07</w:t>
+            </w:r>
+            <w:r>
+              <w:rPr>
+                <w:rFonts w:ascii="Calibri" w:hAnsi="Calibri"/>
+                <w:b/>
+                <w:bCs/>
+                <w:color w:val="1F3864"/>
+                <w:sz w:val="18"/>
+              </w:rPr>
+              <w:t xml:space="preserve"> · </w:t>
+            </w:r>
+            <w:r>
+              <w:rPr>
+                <w:rFonts w:ascii="Calibri" w:hAnsi="Calibri"/>
+                <w:b/>
                 <w:color w:val="1F3864"/>
                 <w:sz w:val="18"/>
               </w:rPr>
@@ -3043,7 +3379,6 @@
               <w:bottom w:val="single" w:sz="4" w:space="0" w:color="BFBFBF"/>
               <w:right w:val="single" w:sz="4" w:space="0" w:color="BFBFBF"/>
             </w:tcBorders>
-            <w:shd w:val="clear" w:color="auto" w:fill="FFF2CC"/>
             <w:tcMar>
               <w:top w:w="120" w:type="dxa"/>
               <w:left w:w="160" w:type="dxa"/>
@@ -3091,6 +3426,36 @@
               <w:rPr>
                 <w:rFonts w:ascii="Calibri" w:hAnsi="Calibri"/>
                 <w:b/>
+                <w:bCs/>
+                <w:color w:val="1F3864"/>
+                <w:sz w:val="18"/>
+              </w:rPr>
+              <w:t>R-</w:t>
+            </w:r>
+            <w:r>
+              <w:rPr>
+                <w:rFonts w:ascii="Calibri" w:hAnsi="Calibri"/>
+                <w:b/>
+                <w:bCs/>
+                <w:color w:val="1F3864"/>
+                <w:sz w:val="18"/>
+              </w:rPr>
+              <w:t>08</w:t>
+            </w:r>
+            <w:r>
+              <w:rPr>
+                <w:rFonts w:ascii="Calibri" w:hAnsi="Calibri"/>
+                <w:b/>
+                <w:bCs/>
+                <w:color w:val="1F3864"/>
+                <w:sz w:val="18"/>
+              </w:rPr>
+              <w:t xml:space="preserve"> · </w:t>
+            </w:r>
+            <w:r>
+              <w:rPr>
+                <w:rFonts w:ascii="Calibri" w:hAnsi="Calibri"/>
+                <w:b/>
                 <w:color w:val="1F3864"/>
                 <w:sz w:val="18"/>
               </w:rPr>
@@ -3208,6 +3573,36 @@
               <w:rPr>
                 <w:rFonts w:ascii="Calibri" w:hAnsi="Calibri"/>
                 <w:b/>
+                <w:bCs/>
+                <w:color w:val="1F3864"/>
+                <w:sz w:val="18"/>
+              </w:rPr>
+              <w:t>R-</w:t>
+            </w:r>
+            <w:r>
+              <w:rPr>
+                <w:rFonts w:ascii="Calibri" w:hAnsi="Calibri"/>
+                <w:b/>
+                <w:bCs/>
+                <w:color w:val="1F3864"/>
+                <w:sz w:val="18"/>
+              </w:rPr>
+              <w:t>09</w:t>
+            </w:r>
+            <w:r>
+              <w:rPr>
+                <w:rFonts w:ascii="Calibri" w:hAnsi="Calibri"/>
+                <w:b/>
+                <w:bCs/>
+                <w:color w:val="1F3864"/>
+                <w:sz w:val="18"/>
+              </w:rPr>
+              <w:t xml:space="preserve"> · </w:t>
+            </w:r>
+            <w:r>
+              <w:rPr>
+                <w:rFonts w:ascii="Calibri" w:hAnsi="Calibri"/>
+                <w:b/>
                 <w:color w:val="1F3864"/>
                 <w:sz w:val="18"/>
               </w:rPr>
@@ -3325,6 +3720,36 @@
               <w:rPr>
                 <w:rFonts w:ascii="Calibri" w:hAnsi="Calibri"/>
                 <w:b/>
+                <w:bCs/>
+                <w:color w:val="1F3864"/>
+                <w:sz w:val="18"/>
+              </w:rPr>
+              <w:t>R-</w:t>
+            </w:r>
+            <w:r>
+              <w:rPr>
+                <w:rFonts w:ascii="Calibri" w:hAnsi="Calibri"/>
+                <w:b/>
+                <w:bCs/>
+                <w:color w:val="1F3864"/>
+                <w:sz w:val="18"/>
+              </w:rPr>
+              <w:t>10</w:t>
+            </w:r>
+            <w:r>
+              <w:rPr>
+                <w:rFonts w:ascii="Calibri" w:hAnsi="Calibri"/>
+                <w:b/>
+                <w:bCs/>
+                <w:color w:val="1F3864"/>
+                <w:sz w:val="18"/>
+              </w:rPr>
+              <w:t xml:space="preserve"> · </w:t>
+            </w:r>
+            <w:r>
+              <w:rPr>
+                <w:rFonts w:ascii="Calibri" w:hAnsi="Calibri"/>
+                <w:b/>
                 <w:color w:val="1F3864"/>
                 <w:sz w:val="18"/>
               </w:rPr>
@@ -3355,7 +3780,16 @@
                 <w:color w:val="000000"/>
                 <w:sz w:val="18"/>
               </w:rPr>
-              <w:t>Provider terms, deprecation, and data-handling sit outside the organisation's control.</w:t>
+              <w:t xml:space="preserve">Provider terms, deprecation, and data-handling sit outside </w:t>
+            </w:r>
+            <w:r>
+              <w:rPr>
+                <w:rFonts w:ascii="Calibri" w:hAnsi="Calibri"/>
+                <w:color w:val="000000"/>
+                <w:sz w:val="18"/>
+              </w:rPr>
+              <w:lastRenderedPageBreak/>
+              <w:t>the organisation's control.</w:t>
             </w:r>
           </w:p>
         </w:tc>
@@ -3382,7 +3816,17 @@
                 <w:color w:val="000000"/>
                 <w:sz w:val="18"/>
               </w:rPr>
-              <w:t>Annual due diligence under A-17; deprecation notice treated as review trigger.</w:t>
+              <w:lastRenderedPageBreak/>
+              <w:t xml:space="preserve">Annual due diligence under A-17; deprecation notice </w:t>
+            </w:r>
+            <w:r>
+              <w:rPr>
+                <w:rFonts w:ascii="Calibri" w:hAnsi="Calibri"/>
+                <w:color w:val="000000"/>
+                <w:sz w:val="18"/>
+              </w:rPr>
+              <w:lastRenderedPageBreak/>
+              <w:t>treated as review trigger.</w:t>
             </w:r>
           </w:p>
         </w:tc>
@@ -3395,7 +3839,6 @@
               <w:bottom w:val="single" w:sz="4" w:space="0" w:color="BFBFBF"/>
               <w:right w:val="single" w:sz="4" w:space="0" w:color="BFBFBF"/>
             </w:tcBorders>
-            <w:shd w:val="clear" w:color="auto" w:fill="FFF2CC"/>
             <w:tcMar>
               <w:top w:w="120" w:type="dxa"/>
               <w:left w:w="160" w:type="dxa"/>
@@ -3413,7 +3856,17 @@
                 <w:color w:val="000000"/>
                 <w:sz w:val="18"/>
               </w:rPr>
-              <w:t>Active — migration assessment underway</w:t>
+              <w:lastRenderedPageBreak/>
+              <w:t xml:space="preserve">Active — migration </w:t>
+            </w:r>
+            <w:r>
+              <w:rPr>
+                <w:rFonts w:ascii="Calibri" w:hAnsi="Calibri"/>
+                <w:color w:val="000000"/>
+                <w:sz w:val="18"/>
+              </w:rPr>
+              <w:lastRenderedPageBreak/>
+              <w:t>assessment underway</w:t>
             </w:r>
           </w:p>
         </w:tc>
@@ -3443,6 +3896,37 @@
               <w:rPr>
                 <w:rFonts w:ascii="Calibri" w:hAnsi="Calibri"/>
                 <w:b/>
+                <w:bCs/>
+                <w:color w:val="1F3864"/>
+                <w:sz w:val="18"/>
+              </w:rPr>
+              <w:lastRenderedPageBreak/>
+              <w:t>R-</w:t>
+            </w:r>
+            <w:r>
+              <w:rPr>
+                <w:rFonts w:ascii="Calibri" w:hAnsi="Calibri"/>
+                <w:b/>
+                <w:bCs/>
+                <w:color w:val="1F3864"/>
+                <w:sz w:val="18"/>
+              </w:rPr>
+              <w:t>12</w:t>
+            </w:r>
+            <w:r>
+              <w:rPr>
+                <w:rFonts w:ascii="Calibri" w:hAnsi="Calibri"/>
+                <w:b/>
+                <w:bCs/>
+                <w:color w:val="1F3864"/>
+                <w:sz w:val="18"/>
+              </w:rPr>
+              <w:t xml:space="preserve"> · </w:t>
+            </w:r>
+            <w:r>
+              <w:rPr>
+                <w:rFonts w:ascii="Calibri" w:hAnsi="Calibri"/>
+                <w:b/>
                 <w:color w:val="1F3864"/>
                 <w:sz w:val="18"/>
               </w:rPr>
@@ -3560,6 +4044,36 @@
               <w:rPr>
                 <w:rFonts w:ascii="Calibri" w:hAnsi="Calibri"/>
                 <w:b/>
+                <w:bCs/>
+                <w:color w:val="1F3864"/>
+                <w:sz w:val="18"/>
+              </w:rPr>
+              <w:t>R-</w:t>
+            </w:r>
+            <w:r>
+              <w:rPr>
+                <w:rFonts w:ascii="Calibri" w:hAnsi="Calibri"/>
+                <w:b/>
+                <w:bCs/>
+                <w:color w:val="1F3864"/>
+                <w:sz w:val="18"/>
+              </w:rPr>
+              <w:t>14</w:t>
+            </w:r>
+            <w:r>
+              <w:rPr>
+                <w:rFonts w:ascii="Calibri" w:hAnsi="Calibri"/>
+                <w:b/>
+                <w:bCs/>
+                <w:color w:val="1F3864"/>
+                <w:sz w:val="18"/>
+              </w:rPr>
+              <w:t xml:space="preserve"> · </w:t>
+            </w:r>
+            <w:r>
+              <w:rPr>
+                <w:rFonts w:ascii="Calibri" w:hAnsi="Calibri"/>
+                <w:b/>
                 <w:color w:val="1F3864"/>
                 <w:sz w:val="18"/>
               </w:rPr>
@@ -3590,16 +4104,7 @@
                 <w:color w:val="000000"/>
                 <w:sz w:val="18"/>
               </w:rPr>
-              <w:t xml:space="preserve">An archive that has not been read is an assumption, not an </w:t>
-            </w:r>
-            <w:r>
-              <w:rPr>
-                <w:rFonts w:ascii="Calibri" w:hAnsi="Calibri"/>
-                <w:color w:val="000000"/>
-                <w:sz w:val="18"/>
-              </w:rPr>
-              <w:lastRenderedPageBreak/>
-              <w:t>assured record.</w:t>
+              <w:t>An archive that has not been read is an assumption, not an assured record.</w:t>
             </w:r>
           </w:p>
         </w:tc>
@@ -3626,17 +4131,7 @@
                 <w:color w:val="000000"/>
                 <w:sz w:val="18"/>
               </w:rPr>
-              <w:lastRenderedPageBreak/>
-              <w:t xml:space="preserve">Annual retrieval verification drill; retrieval tested as part </w:t>
-            </w:r>
-            <w:r>
-              <w:rPr>
-                <w:rFonts w:ascii="Calibri" w:hAnsi="Calibri"/>
-                <w:color w:val="000000"/>
-                <w:sz w:val="18"/>
-              </w:rPr>
-              <w:lastRenderedPageBreak/>
-              <w:t>of customer recourse simulations.</w:t>
+              <w:t>Annual retrieval verification drill; retrieval tested as part of customer recourse simulations.</w:t>
             </w:r>
           </w:p>
         </w:tc>
@@ -3666,17 +4161,766 @@
                 <w:color w:val="000000"/>
                 <w:sz w:val="18"/>
               </w:rPr>
-              <w:lastRenderedPageBreak/>
-              <w:t xml:space="preserve">Active — first annual drill </w:t>
-            </w:r>
-            <w:r>
+              <w:t>Active — first annual drill scheduled for Q4</w:t>
+            </w:r>
+          </w:p>
+        </w:tc>
+      </w:tr>
+      <w:tr>
+        <w:trPr>
+          <w:jc w:val="center"/>
+        </w:trPr>
+        <w:tc>
+          <w:tcPr>
+            <w:tcW w:w="2484" w:type="dxa"/>
+            <w:tcBorders>
+              <w:top w:val="single" w:sz="4" w:space="0" w:color="BFBFBF"/>
+              <w:left w:val="single" w:sz="4" w:space="0" w:color="BFBFBF"/>
+              <w:bottom w:val="single" w:sz="4" w:space="0" w:color="BFBFBF"/>
+              <w:right w:val="single" w:sz="4" w:space="0" w:color="BFBFBF"/>
+            </w:tcBorders>
+            <w:tcMar>
+              <w:top w:w="120" w:type="dxa"/>
+              <w:left w:w="160" w:type="dxa"/>
+              <w:bottom w:w="120" w:type="dxa"/>
+              <w:right w:w="160" w:type="dxa"/>
+            </w:tcMar>
+          </w:tcPr>
+          <w:p>
+            <w:pPr>
+              <w:rPr>
+                <w:rFonts w:ascii="Calibri" w:hAnsi="Calibri"/>
+                <w:b/>
+                <w:color w:val="1F3864"/>
+                <w:sz w:val="18"/>
+              </w:rPr>
+            </w:pPr>
+            <w:r>
+              <w:rPr>
+                <w:rFonts w:ascii="Calibri" w:hAnsi="Calibri"/>
+                <w:b/>
+                <w:bCs/>
+                <w:color w:val="1F3864"/>
+                <w:sz w:val="18"/>
+              </w:rPr>
+              <w:t>R-15 · Underfitting (scoring layer)</w:t>
+            </w:r>
+          </w:p>
+        </w:tc>
+        <w:tc>
+          <w:tcPr>
+            <w:tcW w:w="2484" w:type="dxa"/>
+            <w:tcBorders>
+              <w:top w:val="single" w:sz="4" w:space="0" w:color="BFBFBF"/>
+              <w:left w:val="single" w:sz="4" w:space="0" w:color="BFBFBF"/>
+              <w:bottom w:val="single" w:sz="4" w:space="0" w:color="BFBFBF"/>
+              <w:right w:val="single" w:sz="4" w:space="0" w:color="BFBFBF"/>
+            </w:tcBorders>
+            <w:tcMar>
+              <w:top w:w="120" w:type="dxa"/>
+              <w:left w:w="160" w:type="dxa"/>
+              <w:bottom w:w="120" w:type="dxa"/>
+              <w:right w:w="160" w:type="dxa"/>
+            </w:tcMar>
+          </w:tcPr>
+          <w:p>
+            <w:pPr>
               <w:rPr>
                 <w:rFonts w:ascii="Calibri" w:hAnsi="Calibri"/>
                 <w:color w:val="000000"/>
                 <w:sz w:val="18"/>
               </w:rPr>
-              <w:lastRenderedPageBreak/>
-              <w:t>scheduled for Q4</w:t>
+            </w:pPr>
+            <w:r>
+              <w:rPr>
+                <w:rFonts w:ascii="Calibri" w:hAnsi="Calibri"/>
+                <w:color w:val="000000"/>
+                <w:sz w:val="18"/>
+              </w:rPr>
+              <w:t>Model may fail to learn sufficient signal; only detectable against live outcome data</w:t>
+            </w:r>
+          </w:p>
+        </w:tc>
+        <w:tc>
+          <w:tcPr>
+            <w:tcW w:w="2484" w:type="dxa"/>
+            <w:tcBorders>
+              <w:top w:val="single" w:sz="4" w:space="0" w:color="BFBFBF"/>
+              <w:left w:val="single" w:sz="4" w:space="0" w:color="BFBFBF"/>
+              <w:bottom w:val="single" w:sz="4" w:space="0" w:color="BFBFBF"/>
+              <w:right w:val="single" w:sz="4" w:space="0" w:color="BFBFBF"/>
+            </w:tcBorders>
+            <w:tcMar>
+              <w:top w:w="120" w:type="dxa"/>
+              <w:left w:w="160" w:type="dxa"/>
+              <w:bottom w:w="120" w:type="dxa"/>
+              <w:right w:w="160" w:type="dxa"/>
+            </w:tcMar>
+          </w:tcPr>
+          <w:p>
+            <w:pPr>
+              <w:rPr>
+                <w:rFonts w:ascii="Calibri" w:hAnsi="Calibri"/>
+                <w:color w:val="000000"/>
+                <w:sz w:val="18"/>
+              </w:rPr>
+            </w:pPr>
+            <w:r>
+              <w:rPr>
+                <w:rFonts w:ascii="Calibri" w:hAnsi="Calibri"/>
+                <w:color w:val="000000"/>
+                <w:sz w:val="18"/>
+              </w:rPr>
+              <w:t>ROC-AUC 0.78 and F1 0.65 minimum gates; feature adequacy review before Gate 4 re-presentation</w:t>
+            </w:r>
+          </w:p>
+        </w:tc>
+        <w:tc>
+          <w:tcPr>
+            <w:tcW w:w="2484" w:type="dxa"/>
+            <w:tcBorders>
+              <w:top w:val="single" w:sz="4" w:space="0" w:color="BFBFBF"/>
+              <w:left w:val="single" w:sz="4" w:space="0" w:color="BFBFBF"/>
+              <w:bottom w:val="single" w:sz="4" w:space="0" w:color="BFBFBF"/>
+              <w:right w:val="single" w:sz="4" w:space="0" w:color="BFBFBF"/>
+            </w:tcBorders>
+            <w:tcMar>
+              <w:top w:w="120" w:type="dxa"/>
+              <w:left w:w="160" w:type="dxa"/>
+              <w:bottom w:w="120" w:type="dxa"/>
+              <w:right w:w="160" w:type="dxa"/>
+            </w:tcMar>
+          </w:tcPr>
+          <w:p>
+            <w:pPr>
+              <w:jc w:val="center"/>
+              <w:rPr>
+                <w:rFonts w:ascii="Calibri" w:hAnsi="Calibri"/>
+                <w:color w:val="000000"/>
+                <w:sz w:val="18"/>
+              </w:rPr>
+            </w:pPr>
+            <w:r>
+              <w:rPr>
+                <w:rFonts w:ascii="Calibri" w:hAnsi="Calibri"/>
+                <w:color w:val="000000"/>
+                <w:sz w:val="18"/>
+              </w:rPr>
+              <w:t>Stable — no underfitting signal at v2.4</w:t>
+            </w:r>
+          </w:p>
+        </w:tc>
+      </w:tr>
+      <w:tr>
+        <w:trPr>
+          <w:jc w:val="center"/>
+        </w:trPr>
+        <w:tc>
+          <w:tcPr>
+            <w:tcW w:w="2484" w:type="dxa"/>
+            <w:tcBorders>
+              <w:top w:val="single" w:sz="4" w:space="0" w:color="BFBFBF"/>
+              <w:left w:val="single" w:sz="4" w:space="0" w:color="BFBFBF"/>
+              <w:bottom w:val="single" w:sz="4" w:space="0" w:color="BFBFBF"/>
+              <w:right w:val="single" w:sz="4" w:space="0" w:color="BFBFBF"/>
+            </w:tcBorders>
+            <w:tcMar>
+              <w:top w:w="120" w:type="dxa"/>
+              <w:left w:w="160" w:type="dxa"/>
+              <w:bottom w:w="120" w:type="dxa"/>
+              <w:right w:w="160" w:type="dxa"/>
+            </w:tcMar>
+          </w:tcPr>
+          <w:p>
+            <w:pPr>
+              <w:rPr>
+                <w:rFonts w:ascii="Calibri" w:hAnsi="Calibri"/>
+                <w:b/>
+                <w:bCs/>
+                <w:color w:val="1F3864"/>
+                <w:sz w:val="18"/>
+              </w:rPr>
+            </w:pPr>
+            <w:r>
+              <w:rPr>
+                <w:rFonts w:ascii="Calibri" w:hAnsi="Calibri"/>
+                <w:b/>
+                <w:bCs/>
+                <w:color w:val="1F3864"/>
+                <w:sz w:val="18"/>
+              </w:rPr>
+              <w:t>R-17 · Calibration drift</w:t>
+            </w:r>
+            <w:r>
+              <w:rPr>
+                <w:rFonts w:ascii="Calibri" w:hAnsi="Calibri"/>
+                <w:b/>
+                <w:bCs/>
+                <w:color w:val="1F3864"/>
+                <w:sz w:val="18"/>
+              </w:rPr>
+              <w:t xml:space="preserve"> </w:t>
+            </w:r>
+          </w:p>
+        </w:tc>
+        <w:tc>
+          <w:tcPr>
+            <w:tcW w:w="2484" w:type="dxa"/>
+            <w:tcBorders>
+              <w:top w:val="single" w:sz="4" w:space="0" w:color="BFBFBF"/>
+              <w:left w:val="single" w:sz="4" w:space="0" w:color="BFBFBF"/>
+              <w:bottom w:val="single" w:sz="4" w:space="0" w:color="BFBFBF"/>
+              <w:right w:val="single" w:sz="4" w:space="0" w:color="BFBFBF"/>
+            </w:tcBorders>
+            <w:tcMar>
+              <w:top w:w="120" w:type="dxa"/>
+              <w:left w:w="160" w:type="dxa"/>
+              <w:bottom w:w="120" w:type="dxa"/>
+              <w:right w:w="160" w:type="dxa"/>
+            </w:tcMar>
+          </w:tcPr>
+          <w:p>
+            <w:pPr>
+              <w:rPr>
+                <w:rFonts w:ascii="Calibri" w:hAnsi="Calibri"/>
+                <w:color w:val="000000"/>
+                <w:sz w:val="18"/>
+              </w:rPr>
+            </w:pPr>
+            <w:r>
+              <w:rPr>
+                <w:rFonts w:ascii="Calibri" w:hAnsi="Calibri"/>
+                <w:color w:val="000000"/>
+                <w:sz w:val="18"/>
+              </w:rPr>
+              <w:t>Predicted probabilities may stop meaning what they say; the HITL marginal band is defined on the probability scale</w:t>
+            </w:r>
+          </w:p>
+        </w:tc>
+        <w:tc>
+          <w:tcPr>
+            <w:tcW w:w="2484" w:type="dxa"/>
+            <w:tcBorders>
+              <w:top w:val="single" w:sz="4" w:space="0" w:color="BFBFBF"/>
+              <w:left w:val="single" w:sz="4" w:space="0" w:color="BFBFBF"/>
+              <w:bottom w:val="single" w:sz="4" w:space="0" w:color="BFBFBF"/>
+              <w:right w:val="single" w:sz="4" w:space="0" w:color="BFBFBF"/>
+            </w:tcBorders>
+            <w:tcMar>
+              <w:top w:w="120" w:type="dxa"/>
+              <w:left w:w="160" w:type="dxa"/>
+              <w:bottom w:w="120" w:type="dxa"/>
+              <w:right w:w="160" w:type="dxa"/>
+            </w:tcMar>
+          </w:tcPr>
+          <w:p>
+            <w:pPr>
+              <w:rPr>
+                <w:rFonts w:ascii="Calibri" w:hAnsi="Calibri"/>
+                <w:color w:val="000000"/>
+                <w:sz w:val="18"/>
+              </w:rPr>
+            </w:pPr>
+            <w:r>
+              <w:rPr>
+                <w:rFonts w:ascii="Calibri" w:hAnsi="Calibri"/>
+                <w:color w:val="000000"/>
+                <w:sz w:val="18"/>
+              </w:rPr>
+              <w:t>Brier monitored against 0.18 tolerance on live outcomes</w:t>
+            </w:r>
+          </w:p>
+        </w:tc>
+        <w:tc>
+          <w:tcPr>
+            <w:tcW w:w="2484" w:type="dxa"/>
+            <w:tcBorders>
+              <w:top w:val="single" w:sz="4" w:space="0" w:color="BFBFBF"/>
+              <w:left w:val="single" w:sz="4" w:space="0" w:color="BFBFBF"/>
+              <w:bottom w:val="single" w:sz="4" w:space="0" w:color="BFBFBF"/>
+              <w:right w:val="single" w:sz="4" w:space="0" w:color="BFBFBF"/>
+            </w:tcBorders>
+            <w:tcMar>
+              <w:top w:w="120" w:type="dxa"/>
+              <w:left w:w="160" w:type="dxa"/>
+              <w:bottom w:w="120" w:type="dxa"/>
+              <w:right w:w="160" w:type="dxa"/>
+            </w:tcMar>
+          </w:tcPr>
+          <w:p>
+            <w:pPr>
+              <w:jc w:val="center"/>
+              <w:rPr>
+                <w:rFonts w:ascii="Calibri" w:hAnsi="Calibri"/>
+                <w:color w:val="000000"/>
+                <w:sz w:val="18"/>
+              </w:rPr>
+            </w:pPr>
+            <w:r>
+              <w:rPr>
+                <w:rFonts w:ascii="Calibri" w:hAnsi="Calibri"/>
+                <w:color w:val="000000"/>
+                <w:sz w:val="18"/>
+              </w:rPr>
+              <w:t>Stable — within 0.18 Brier tolerance</w:t>
+            </w:r>
+          </w:p>
+        </w:tc>
+      </w:tr>
+      <w:tr>
+        <w:trPr>
+          <w:jc w:val="center"/>
+        </w:trPr>
+        <w:tc>
+          <w:tcPr>
+            <w:tcW w:w="2484" w:type="dxa"/>
+            <w:tcBorders>
+              <w:top w:val="single" w:sz="4" w:space="0" w:color="BFBFBF"/>
+              <w:left w:val="single" w:sz="4" w:space="0" w:color="BFBFBF"/>
+              <w:bottom w:val="single" w:sz="4" w:space="0" w:color="BFBFBF"/>
+              <w:right w:val="single" w:sz="4" w:space="0" w:color="BFBFBF"/>
+            </w:tcBorders>
+            <w:tcMar>
+              <w:top w:w="120" w:type="dxa"/>
+              <w:left w:w="160" w:type="dxa"/>
+              <w:bottom w:w="120" w:type="dxa"/>
+              <w:right w:w="160" w:type="dxa"/>
+            </w:tcMar>
+          </w:tcPr>
+          <w:p>
+            <w:pPr>
+              <w:rPr>
+                <w:rFonts w:ascii="Calibri" w:hAnsi="Calibri"/>
+                <w:b/>
+                <w:i/>
+                <w:iCs/>
+                <w:color w:val="1F3864"/>
+                <w:sz w:val="18"/>
+              </w:rPr>
+            </w:pPr>
+            <w:r>
+              <w:rPr>
+                <w:rFonts w:ascii="Calibri" w:hAnsi="Calibri"/>
+                <w:b/>
+                <w:bCs/>
+                <w:color w:val="1F3864"/>
+                <w:sz w:val="18"/>
+              </w:rPr>
+              <w:t>R-18 · Concept drift</w:t>
+            </w:r>
+            <w:r>
+              <w:rPr>
+                <w:rFonts w:ascii="Calibri" w:hAnsi="Calibri"/>
+                <w:b/>
+                <w:bCs/>
+                <w:color w:val="1F3864"/>
+                <w:sz w:val="18"/>
+              </w:rPr>
+              <w:t xml:space="preserve"> </w:t>
+            </w:r>
+          </w:p>
+        </w:tc>
+        <w:tc>
+          <w:tcPr>
+            <w:tcW w:w="2484" w:type="dxa"/>
+            <w:tcBorders>
+              <w:top w:val="single" w:sz="4" w:space="0" w:color="BFBFBF"/>
+              <w:left w:val="single" w:sz="4" w:space="0" w:color="BFBFBF"/>
+              <w:bottom w:val="single" w:sz="4" w:space="0" w:color="BFBFBF"/>
+              <w:right w:val="single" w:sz="4" w:space="0" w:color="BFBFBF"/>
+            </w:tcBorders>
+            <w:tcMar>
+              <w:top w:w="120" w:type="dxa"/>
+              <w:left w:w="160" w:type="dxa"/>
+              <w:bottom w:w="120" w:type="dxa"/>
+              <w:right w:w="160" w:type="dxa"/>
+            </w:tcMar>
+          </w:tcPr>
+          <w:p>
+            <w:pPr>
+              <w:rPr>
+                <w:rFonts w:ascii="Calibri" w:hAnsi="Calibri"/>
+                <w:color w:val="000000"/>
+                <w:sz w:val="18"/>
+              </w:rPr>
+            </w:pPr>
+            <w:r>
+              <w:rPr>
+                <w:rFonts w:ascii="Calibri" w:hAnsi="Calibri"/>
+                <w:color w:val="000000"/>
+                <w:sz w:val="18"/>
+              </w:rPr>
+              <w:t>Feature-outcome relationship changes post-deployment; requires matured outcomes so lags the decision by months</w:t>
+            </w:r>
+          </w:p>
+        </w:tc>
+        <w:tc>
+          <w:tcPr>
+            <w:tcW w:w="2484" w:type="dxa"/>
+            <w:tcBorders>
+              <w:top w:val="single" w:sz="4" w:space="0" w:color="BFBFBF"/>
+              <w:left w:val="single" w:sz="4" w:space="0" w:color="BFBFBF"/>
+              <w:bottom w:val="single" w:sz="4" w:space="0" w:color="BFBFBF"/>
+              <w:right w:val="single" w:sz="4" w:space="0" w:color="BFBFBF"/>
+            </w:tcBorders>
+            <w:tcMar>
+              <w:top w:w="120" w:type="dxa"/>
+              <w:left w:w="160" w:type="dxa"/>
+              <w:bottom w:w="120" w:type="dxa"/>
+              <w:right w:w="160" w:type="dxa"/>
+            </w:tcMar>
+          </w:tcPr>
+          <w:p>
+            <w:pPr>
+              <w:rPr>
+                <w:rFonts w:ascii="Calibri" w:hAnsi="Calibri"/>
+                <w:color w:val="000000"/>
+                <w:sz w:val="18"/>
+              </w:rPr>
+            </w:pPr>
+            <w:r>
+              <w:rPr>
+                <w:rFonts w:ascii="Calibri" w:hAnsi="Calibri"/>
+                <w:color w:val="000000"/>
+                <w:sz w:val="18"/>
+              </w:rPr>
+              <w:t>Rolling AUC against matured outcomes; decay beyond 3 points triggers retraining assessment</w:t>
+            </w:r>
+          </w:p>
+        </w:tc>
+        <w:tc>
+          <w:tcPr>
+            <w:tcW w:w="2484" w:type="dxa"/>
+            <w:tcBorders>
+              <w:top w:val="single" w:sz="4" w:space="0" w:color="BFBFBF"/>
+              <w:left w:val="single" w:sz="4" w:space="0" w:color="BFBFBF"/>
+              <w:bottom w:val="single" w:sz="4" w:space="0" w:color="BFBFBF"/>
+              <w:right w:val="single" w:sz="4" w:space="0" w:color="BFBFBF"/>
+            </w:tcBorders>
+            <w:tcMar>
+              <w:top w:w="120" w:type="dxa"/>
+              <w:left w:w="160" w:type="dxa"/>
+              <w:bottom w:w="120" w:type="dxa"/>
+              <w:right w:w="160" w:type="dxa"/>
+            </w:tcMar>
+          </w:tcPr>
+          <w:p>
+            <w:pPr>
+              <w:jc w:val="center"/>
+              <w:rPr>
+                <w:rFonts w:ascii="Calibri" w:hAnsi="Calibri"/>
+                <w:color w:val="000000"/>
+                <w:sz w:val="18"/>
+              </w:rPr>
+            </w:pPr>
+            <w:r>
+              <w:rPr>
+                <w:rFonts w:ascii="Calibri" w:hAnsi="Calibri"/>
+                <w:color w:val="000000"/>
+                <w:sz w:val="18"/>
+              </w:rPr>
+              <w:t>Watch — first maturation cohort, insufficient history for trend</w:t>
+            </w:r>
+          </w:p>
+        </w:tc>
+      </w:tr>
+      <w:tr>
+        <w:trPr>
+          <w:jc w:val="center"/>
+        </w:trPr>
+        <w:tc>
+          <w:tcPr>
+            <w:tcW w:w="2484" w:type="dxa"/>
+            <w:tcBorders>
+              <w:top w:val="single" w:sz="4" w:space="0" w:color="BFBFBF"/>
+              <w:left w:val="single" w:sz="4" w:space="0" w:color="BFBFBF"/>
+              <w:bottom w:val="single" w:sz="4" w:space="0" w:color="BFBFBF"/>
+              <w:right w:val="single" w:sz="4" w:space="0" w:color="BFBFBF"/>
+            </w:tcBorders>
+            <w:tcMar>
+              <w:top w:w="120" w:type="dxa"/>
+              <w:left w:w="160" w:type="dxa"/>
+              <w:bottom w:w="120" w:type="dxa"/>
+              <w:right w:w="160" w:type="dxa"/>
+            </w:tcMar>
+          </w:tcPr>
+          <w:p>
+            <w:pPr>
+              <w:rPr>
+                <w:rFonts w:ascii="Calibri" w:hAnsi="Calibri"/>
+                <w:b/>
+                <w:bCs/>
+                <w:color w:val="1F3864"/>
+                <w:sz w:val="18"/>
+              </w:rPr>
+            </w:pPr>
+            <w:r>
+              <w:rPr>
+                <w:rFonts w:ascii="Calibri" w:hAnsi="Calibri"/>
+                <w:b/>
+                <w:bCs/>
+                <w:color w:val="1F3864"/>
+                <w:sz w:val="18"/>
+              </w:rPr>
+              <w:t xml:space="preserve">R-19 · Model extraction / membership </w:t>
+            </w:r>
+          </w:p>
+        </w:tc>
+        <w:tc>
+          <w:tcPr>
+            <w:tcW w:w="2484" w:type="dxa"/>
+            <w:tcBorders>
+              <w:top w:val="single" w:sz="4" w:space="0" w:color="BFBFBF"/>
+              <w:left w:val="single" w:sz="4" w:space="0" w:color="BFBFBF"/>
+              <w:bottom w:val="single" w:sz="4" w:space="0" w:color="BFBFBF"/>
+              <w:right w:val="single" w:sz="4" w:space="0" w:color="BFBFBF"/>
+            </w:tcBorders>
+            <w:tcMar>
+              <w:top w:w="120" w:type="dxa"/>
+              <w:left w:w="160" w:type="dxa"/>
+              <w:bottom w:w="120" w:type="dxa"/>
+              <w:right w:w="160" w:type="dxa"/>
+            </w:tcMar>
+          </w:tcPr>
+          <w:p>
+            <w:pPr>
+              <w:rPr>
+                <w:rFonts w:ascii="Calibri" w:hAnsi="Calibri"/>
+                <w:color w:val="000000"/>
+                <w:sz w:val="18"/>
+              </w:rPr>
+            </w:pPr>
+            <w:r>
+              <w:rPr>
+                <w:rFonts w:ascii="Calibri" w:hAnsi="Calibri"/>
+                <w:color w:val="000000"/>
+                <w:sz w:val="18"/>
+              </w:rPr>
+              <w:t>inference A trained model behind an inference interface carries an exfiltration surface a retrieval layer does not</w:t>
+            </w:r>
+          </w:p>
+        </w:tc>
+        <w:tc>
+          <w:tcPr>
+            <w:tcW w:w="2484" w:type="dxa"/>
+            <w:tcBorders>
+              <w:top w:val="single" w:sz="4" w:space="0" w:color="BFBFBF"/>
+              <w:left w:val="single" w:sz="4" w:space="0" w:color="BFBFBF"/>
+              <w:bottom w:val="single" w:sz="4" w:space="0" w:color="BFBFBF"/>
+              <w:right w:val="single" w:sz="4" w:space="0" w:color="BFBFBF"/>
+            </w:tcBorders>
+            <w:tcMar>
+              <w:top w:w="120" w:type="dxa"/>
+              <w:left w:w="160" w:type="dxa"/>
+              <w:bottom w:w="120" w:type="dxa"/>
+              <w:right w:w="160" w:type="dxa"/>
+            </w:tcMar>
+          </w:tcPr>
+          <w:p>
+            <w:pPr>
+              <w:rPr>
+                <w:rFonts w:ascii="Calibri" w:hAnsi="Calibri"/>
+                <w:color w:val="000000"/>
+                <w:sz w:val="18"/>
+              </w:rPr>
+            </w:pPr>
+            <w:r>
+              <w:rPr>
+                <w:rFonts w:ascii="Calibri" w:hAnsi="Calibri"/>
+                <w:color w:val="000000"/>
+                <w:sz w:val="18"/>
+              </w:rPr>
+              <w:t>Per-identity rate limiting; anomalous query-pattern alarm; no per-record confidence exposure</w:t>
+            </w:r>
+          </w:p>
+        </w:tc>
+        <w:tc>
+          <w:tcPr>
+            <w:tcW w:w="2484" w:type="dxa"/>
+            <w:tcBorders>
+              <w:top w:val="single" w:sz="4" w:space="0" w:color="BFBFBF"/>
+              <w:left w:val="single" w:sz="4" w:space="0" w:color="BFBFBF"/>
+              <w:bottom w:val="single" w:sz="4" w:space="0" w:color="BFBFBF"/>
+              <w:right w:val="single" w:sz="4" w:space="0" w:color="BFBFBF"/>
+            </w:tcBorders>
+            <w:tcMar>
+              <w:top w:w="120" w:type="dxa"/>
+              <w:left w:w="160" w:type="dxa"/>
+              <w:bottom w:w="120" w:type="dxa"/>
+              <w:right w:w="160" w:type="dxa"/>
+            </w:tcMar>
+          </w:tcPr>
+          <w:p>
+            <w:pPr>
+              <w:jc w:val="center"/>
+              <w:rPr>
+                <w:rFonts w:ascii="Calibri" w:hAnsi="Calibri"/>
+                <w:color w:val="000000"/>
+                <w:sz w:val="18"/>
+              </w:rPr>
+            </w:pPr>
+            <w:r>
+              <w:rPr>
+                <w:rFonts w:ascii="Calibri" w:hAnsi="Calibri"/>
+                <w:color w:val="000000"/>
+                <w:sz w:val="18"/>
+              </w:rPr>
+              <w:t>Stable — no anomalous query patterns</w:t>
+            </w:r>
+          </w:p>
+        </w:tc>
+      </w:tr>
+      <w:tr>
+        <w:trPr>
+          <w:jc w:val="center"/>
+        </w:trPr>
+        <w:tc>
+          <w:tcPr>
+            <w:tcW w:w="2484" w:type="dxa"/>
+            <w:tcBorders>
+              <w:top w:val="single" w:sz="4" w:space="0" w:color="BFBFBF"/>
+              <w:left w:val="single" w:sz="4" w:space="0" w:color="BFBFBF"/>
+              <w:bottom w:val="single" w:sz="4" w:space="0" w:color="BFBFBF"/>
+              <w:right w:val="single" w:sz="4" w:space="0" w:color="BFBFBF"/>
+            </w:tcBorders>
+            <w:tcMar>
+              <w:top w:w="120" w:type="dxa"/>
+              <w:left w:w="160" w:type="dxa"/>
+              <w:bottom w:w="120" w:type="dxa"/>
+              <w:right w:w="160" w:type="dxa"/>
+            </w:tcMar>
+          </w:tcPr>
+          <w:p>
+            <w:pPr>
+              <w:rPr>
+                <w:rFonts w:ascii="Calibri" w:hAnsi="Calibri"/>
+                <w:b/>
+                <w:color w:val="1F3864"/>
+                <w:sz w:val="18"/>
+              </w:rPr>
+            </w:pPr>
+            <w:r>
+              <w:rPr>
+                <w:rFonts w:ascii="Calibri" w:hAnsi="Calibri"/>
+                <w:b/>
+                <w:bCs/>
+                <w:color w:val="1F3864"/>
+                <w:sz w:val="18"/>
+              </w:rPr>
+              <w:t>R-20 · Latency / cost threshold breach</w:t>
+            </w:r>
+            <w:r>
+              <w:rPr>
+                <w:rFonts w:ascii="Calibri" w:hAnsi="Calibri"/>
+                <w:b/>
+                <w:bCs/>
+                <w:color w:val="1F3864"/>
+                <w:sz w:val="18"/>
+              </w:rPr>
+              <w:t xml:space="preserve"> </w:t>
+            </w:r>
+          </w:p>
+        </w:tc>
+        <w:tc>
+          <w:tcPr>
+            <w:tcW w:w="2484" w:type="dxa"/>
+            <w:tcBorders>
+              <w:top w:val="single" w:sz="4" w:space="0" w:color="BFBFBF"/>
+              <w:left w:val="single" w:sz="4" w:space="0" w:color="BFBFBF"/>
+              <w:bottom w:val="single" w:sz="4" w:space="0" w:color="BFBFBF"/>
+              <w:right w:val="single" w:sz="4" w:space="0" w:color="BFBFBF"/>
+            </w:tcBorders>
+            <w:tcMar>
+              <w:top w:w="120" w:type="dxa"/>
+              <w:left w:w="160" w:type="dxa"/>
+              <w:bottom w:w="120" w:type="dxa"/>
+              <w:right w:w="160" w:type="dxa"/>
+            </w:tcMar>
+          </w:tcPr>
+          <w:p>
+            <w:pPr>
+              <w:rPr>
+                <w:rFonts w:ascii="Calibri" w:hAnsi="Calibri"/>
+                <w:color w:val="000000"/>
+                <w:sz w:val="18"/>
+              </w:rPr>
+            </w:pPr>
+            <w:r>
+              <w:rPr>
+                <w:rFonts w:ascii="Calibri" w:hAnsi="Calibri"/>
+                <w:color w:val="000000"/>
+                <w:sz w:val="18"/>
+              </w:rPr>
+              <w:t>Sustained breach degrades usability or economic viability</w:t>
+            </w:r>
+          </w:p>
+        </w:tc>
+        <w:tc>
+          <w:tcPr>
+            <w:tcW w:w="2484" w:type="dxa"/>
+            <w:tcBorders>
+              <w:top w:val="single" w:sz="4" w:space="0" w:color="BFBFBF"/>
+              <w:left w:val="single" w:sz="4" w:space="0" w:color="BFBFBF"/>
+              <w:bottom w:val="single" w:sz="4" w:space="0" w:color="BFBFBF"/>
+              <w:right w:val="single" w:sz="4" w:space="0" w:color="BFBFBF"/>
+            </w:tcBorders>
+            <w:tcMar>
+              <w:top w:w="120" w:type="dxa"/>
+              <w:left w:w="160" w:type="dxa"/>
+              <w:bottom w:w="120" w:type="dxa"/>
+              <w:right w:w="160" w:type="dxa"/>
+            </w:tcMar>
+          </w:tcPr>
+          <w:p>
+            <w:pPr>
+              <w:rPr>
+                <w:rFonts w:ascii="Calibri" w:hAnsi="Calibri"/>
+                <w:color w:val="000000"/>
+                <w:sz w:val="18"/>
+              </w:rPr>
+            </w:pPr>
+            <w:r>
+              <w:rPr>
+                <w:rFonts w:ascii="Calibri" w:hAnsi="Calibri"/>
+                <w:color w:val="000000"/>
+                <w:sz w:val="18"/>
+              </w:rPr>
+              <w:t>Green/amber/red threshold treatment; circuit breaker on latency; optimisation may not weaken controls</w:t>
+            </w:r>
+          </w:p>
+        </w:tc>
+        <w:tc>
+          <w:tcPr>
+            <w:tcW w:w="2484" w:type="dxa"/>
+            <w:tcBorders>
+              <w:top w:val="single" w:sz="4" w:space="0" w:color="BFBFBF"/>
+              <w:left w:val="single" w:sz="4" w:space="0" w:color="BFBFBF"/>
+              <w:bottom w:val="single" w:sz="4" w:space="0" w:color="BFBFBF"/>
+              <w:right w:val="single" w:sz="4" w:space="0" w:color="BFBFBF"/>
+            </w:tcBorders>
+            <w:tcMar>
+              <w:top w:w="120" w:type="dxa"/>
+              <w:left w:w="160" w:type="dxa"/>
+              <w:bottom w:w="120" w:type="dxa"/>
+              <w:right w:w="160" w:type="dxa"/>
+            </w:tcMar>
+          </w:tcPr>
+          <w:p>
+            <w:pPr>
+              <w:jc w:val="center"/>
+              <w:rPr>
+                <w:rFonts w:ascii="Calibri" w:hAnsi="Calibri"/>
+                <w:color w:val="000000"/>
+                <w:sz w:val="18"/>
+              </w:rPr>
+            </w:pPr>
+            <w:r>
+              <w:rPr>
+                <w:rFonts w:ascii="Calibri" w:hAnsi="Calibri"/>
+                <w:color w:val="000000"/>
+                <w:sz w:val="18"/>
+              </w:rPr>
+              <w:t>Stable — within contracted thresholds</w:t>
             </w:r>
           </w:p>
         </w:tc>
@@ -3753,6 +4997,7 @@
                 <w:color w:val="FFFFFF"/>
                 <w:sz w:val="19"/>
               </w:rPr>
+              <w:lastRenderedPageBreak/>
               <w:t>Risk Vector</w:t>
             </w:r>
           </w:p>
@@ -4353,7 +5598,6 @@
           <w:color w:val="1F3864"/>
           <w:sz w:val="19"/>
         </w:rPr>
-        <w:lastRenderedPageBreak/>
         <w:t xml:space="preserve">• Regulatory Implementation Horizon: </w:t>
       </w:r>
       <w:r>
@@ -4413,6 +5657,7 @@
           <w:rFonts w:ascii="Calibri" w:hAnsi="Calibri"/>
           <w:sz w:val="20"/>
         </w:rPr>
+        <w:lastRenderedPageBreak/>
         <w:t>To sustain the governance framework across commercial rollout and address open findings (ACT-001 to ACT-004), the following strategic capacity allocation is submitted:</w:t>
       </w:r>
     </w:p>
@@ -4950,7 +6195,6 @@
           <w:color w:val="1F3864"/>
           <w:sz w:val="19"/>
         </w:rPr>
-        <w:lastRenderedPageBreak/>
         <w:t xml:space="preserve">• A Defective Control Was Acknowledged and Compulsory Compensated: </w:t>
       </w:r>
       <w:r>
@@ -5027,6 +6271,7 @@
           <w:color w:val="1F3864"/>
           <w:sz w:val="24"/>
         </w:rPr>
+        <w:lastRenderedPageBreak/>
         <w:t>5.1. Board &amp; Executive Leadership Action Request</w:t>
       </w:r>
     </w:p>
@@ -5858,6 +7103,7 @@
   <w:style w:type="character" w:default="1" w:styleId="DefaultParagraphFont">
     <w:name w:val="Default Paragraph Font"/>
     <w:uiPriority w:val="1"/>
+    <w:semiHidden/>
     <w:unhideWhenUsed/>
   </w:style>
   <w:style w:type="table" w:default="1" w:styleId="TableNormal">
